--- a/reference/reference.docx
+++ b/reference/reference.docx
@@ -1145,6 +1145,21 @@
       <w:b w:val="0"/>
       <w:bCs w:val="0"/>
       <w:color w:val="000000"/>
+    </w:rPr>
+  </w:style>
+  <w:style w:type="paragraph" w:styleId="ShadingBlock">
+    <w:name w:val="ShadingBlock"/>
+    <w:basedOn w:val="BodyText"/>
+    <w:qFormat/>
+    <w:pPr>
+      <w:shd w:val="clear" w:color="auto" w:fill="FFF3CD"/>
+    </w:pPr>
+  </w:style>
+  <w:style w:type="character" w:styleId="ShadingInline">
+    <w:name w:val="ShadingInline"/>
+    <w:qFormat/>
+    <w:rPr>
+      <w:shd w:val="clear" w:color="auto" w:fill="FFF3CD"/>
     </w:rPr>
   </w:style>
 </w:styles>

--- a/reference/reference.docx
+++ b/reference/reference.docx
@@ -517,6 +517,9 @@
     <w:basedOn w:val="BodyText"/>
     <w:next w:val="BodyText"/>
     <w:qFormat/>
+    <w:pPr>
+      <w:spacing w:before="180"/>
+    </w:pPr>
   </w:style>
   <w:style w:type="paragraph" w:customStyle="1" w:styleId="Compact">
     <w:name w:val="Compact"/>
@@ -1078,6 +1081,7 @@
     <w:basedOn w:val="Caption"/>
     <w:pPr>
       <w:keepNext/>
+      <w:spacing w:before="180"/>
     </w:pPr>
   </w:style>
   <w:style w:type="paragraph" w:customStyle="1" w:styleId="ImageCaption">
@@ -1088,6 +1092,7 @@
     <w:name w:val="Figure"/>
     <w:basedOn w:val="Normal"/>
     <w:pPr>
+      <w:spacing w:before="180"/>
       <w:jc w:val="center"/>
     </w:pPr>
   </w:style>
@@ -1153,6 +1158,7 @@
     <w:qFormat/>
     <w:pPr>
       <w:shd w:val="clear" w:color="auto" w:fill="FFF3CD"/>
+      <w:spacing w:after="180"/>
     </w:pPr>
   </w:style>
   <w:style w:type="character" w:styleId="ShadingInline">
@@ -1161,6 +1167,13 @@
     <w:rPr>
       <w:shd w:val="clear" w:color="auto" w:fill="FFF3CD"/>
     </w:rPr>
+  </w:style>
+  <w:style w:type="table" w:customStyle="1" w:styleId="ShadedTable">
+    <w:name w:val="ShadedTable"/>
+    <w:basedOn w:val="Table"/>
+    <w:tblPr>
+      <w:shd w:val="clear" w:color="auto" w:fill="FFF3CD"/>
+    </w:tblPr>
   </w:style>
 </w:styles>
 </file>
